--- a/pr-preview/pr-424/algebra-sums-tracked-changes.docx
+++ b/pr-preview/pr-424/algebra-sums-tracked-changes.docx
@@ -16,7 +16,7 @@
       </w:pPr>
       <w:del w:id="1" w:author="PR Preview" w:date="2026-01-01T00:00:00Z">
         <w:r>
-          <w:delText xml:space="preserve">Last modified: 2026-10-19 12:33:15 (PDT)</w:delText>
+          <w:delText xml:space="preserve">Last modified: 2026-10-19 23:31:34 (PDT)</w:delText>
         </w:r>
       </w:del>
     </w:p>
@@ -26,7 +26,7 @@
       </w:pPr>
       <w:ins w:id="2" w:author="PR Preview" w:date="2026-01-01T00:00:00Z">
         <w:r>
-          <w:t xml:space="preserve">Last modified: 2026-10-19 13:26:01 (PDT)</w:t>
+          <w:t xml:space="preserve">Last modified: 2026-10-19 23:35:06 (PDT)</w:t>
         </w:r>
       </w:ins>
     </w:p>
@@ -15965,221 +15965,596 @@
       <w:pPr>
         <w:pStyle w:val="FirstParagraph"/>
       </w:pPr>
-      <w:r>
-        <w:rPr>
-          <w:b/>
-          <w:bCs/>
-        </w:rPr>
-        <w:t xml:space="preserve">Definition 13 (Commutative operation)</w:t>
-      </w:r>
-      <w:r>
-        <w:t xml:space="preserve"> </w:t>
-      </w:r>
-      <w:r>
-        <w:t xml:space="preserve">An operation</w:t>
-      </w:r>
-      <w:r>
-        <w:t xml:space="preserve"> </w:t>
-      </w:r>
-      <m:oMath>
-        <m:r>
-          <m:rPr>
-            <m:sty m:val="p"/>
-          </m:rPr>
-          <m:t>⋆</m:t>
-        </m:r>
-      </m:oMath>
-      <w:r>
-        <w:t xml:space="preserve"> </w:t>
-      </w:r>
-      <w:r>
-        <w:t xml:space="preserve">on a set</w:t>
-      </w:r>
-      <w:r>
-        <w:t xml:space="preserve"> </w:t>
-      </w:r>
-      <m:oMath>
-        <m:r>
-          <m:t>S</m:t>
-        </m:r>
-      </m:oMath>
-      <w:r>
-        <w:t xml:space="preserve"> </w:t>
-      </w:r>
-      <w:r>
-        <w:t xml:space="preserve">(</w:t>
-      </w:r>
-      <w:hyperlink w:anchor="def-identity-element">
+      <w:del w:id="3" w:author="PR Preview" w:date="2026-01-01T00:00:00Z">
         <w:r>
           <w:rPr>
-            <w:rStyle w:val="Hyperlink"/>
+            <w:b/>
+            <w:bCs/>
           </w:rPr>
-          <w:t xml:space="preserve">Definition 12</w:t>
+          <w:delText xml:space="preserve">Definition 13 (Commutative operation)</w:delText>
         </w:r>
+      </w:del>
+      <w:del w:id="4" w:author="PR Preview" w:date="2026-01-01T00:00:00Z">
+        <w:r>
+          <w:delText xml:space="preserve"> </w:delText>
+        </w:r>
+      </w:del>
+      <w:del w:id="5" w:author="PR Preview" w:date="2026-01-01T00:00:00Z">
+        <w:r>
+          <w:delText xml:space="preserve">An operation</w:delText>
+        </w:r>
+      </w:del>
+      <w:del w:id="6" w:author="PR Preview" w:date="2026-01-01T00:00:00Z">
+        <w:r>
+          <w:delText xml:space="preserve"> </w:delText>
+        </w:r>
+      </w:del>
+      <m:oMath>
+        <m:r>
+          <m:rPr>
+            <m:sty m:val="p"/>
+          </m:rPr>
+          <m:t>⋆</m:t>
+        </m:r>
+      </m:oMath>
+      <w:del w:id="7" w:author="PR Preview" w:date="2026-01-01T00:00:00Z">
+        <w:r>
+          <w:delText xml:space="preserve"> </w:delText>
+        </w:r>
+      </w:del>
+      <w:del w:id="8" w:author="PR Preview" w:date="2026-01-01T00:00:00Z">
+        <w:r>
+          <w:delText xml:space="preserve">on a set</w:delText>
+        </w:r>
+      </w:del>
+      <w:del w:id="9" w:author="PR Preview" w:date="2026-01-01T00:00:00Z">
+        <w:r>
+          <w:delText xml:space="preserve"> </w:delText>
+        </w:r>
+      </w:del>
+      <m:oMath>
+        <m:r>
+          <m:t>S</m:t>
+        </m:r>
+      </m:oMath>
+      <w:del w:id="10" w:author="PR Preview" w:date="2026-01-01T00:00:00Z">
+        <w:r>
+          <w:delText xml:space="preserve"> </w:delText>
+        </w:r>
+      </w:del>
+      <w:del w:id="11" w:author="PR Preview" w:date="2026-01-01T00:00:00Z">
+        <w:r>
+          <w:delText xml:space="preserve">(</w:delText>
+        </w:r>
+      </w:del>
+      <w:hyperlink w:anchor="def-identity-element">
+        <w:del w:id="12" w:author="PR Preview" w:date="2026-01-01T00:00:00Z">
+          <w:r>
+            <w:rPr>
+              <w:rStyle w:val="Hyperlink"/>
+            </w:rPr>
+            <w:delText xml:space="preserve">Definition 12</w:delText>
+          </w:r>
+        </w:del>
       </w:hyperlink>
-      <w:r>
-        <w:t xml:space="preserve">)</w:t>
-      </w:r>
-      <w:r>
-        <w:t xml:space="preserve"> </w:t>
-      </w:r>
-      <w:r>
-        <w:t xml:space="preserve">is</w:t>
-      </w:r>
-      <w:r>
-        <w:t xml:space="preserve"> </w:t>
-      </w:r>
-      <w:r>
-        <w:rPr>
-          <w:b/>
-          <w:bCs/>
-        </w:rPr>
-        <w:t xml:space="preserve">commutative</w:t>
-      </w:r>
-      <w:r>
-        <w:t xml:space="preserve"> </w:t>
-      </w:r>
-      <w:r>
-        <w:t xml:space="preserve">[10]</w:t>
-      </w:r>
-      <w:r>
-        <w:t xml:space="preserve"> </w:t>
-      </w:r>
-      <w:r>
-        <w:t xml:space="preserve">if</w:t>
-      </w:r>
-      <w:r>
-        <w:t xml:space="preserve"> </w:t>
-      </w:r>
-      <m:oMath>
-        <m:r>
-          <m:t>a</m:t>
-        </m:r>
-        <m:r>
-          <m:rPr>
-            <m:sty m:val="p"/>
-          </m:rPr>
-          <m:t>⋆</m:t>
-        </m:r>
-        <m:r>
-          <m:t>b</m:t>
-        </m:r>
-        <m:r>
-          <m:rPr>
-            <m:sty m:val="p"/>
-          </m:rPr>
-          <m:t>=</m:t>
-        </m:r>
-        <m:r>
-          <m:t>b</m:t>
-        </m:r>
-        <m:r>
-          <m:rPr>
-            <m:sty m:val="p"/>
-          </m:rPr>
-          <m:t>⋆</m:t>
-        </m:r>
-        <m:r>
-          <m:t>a</m:t>
-        </m:r>
-      </m:oMath>
-      <w:r>
-        <w:t xml:space="preserve"> </w:t>
-      </w:r>
-      <w:r>
-        <w:t xml:space="preserve">for all</w:t>
-      </w:r>
-      <w:r>
-        <w:t xml:space="preserve"> </w:t>
-      </w:r>
-      <m:oMath>
-        <m:r>
-          <m:t>a</m:t>
-        </m:r>
-        <m:r>
-          <m:rPr>
-            <m:sty m:val="p"/>
-          </m:rPr>
-          <m:t>,</m:t>
-        </m:r>
-        <m:r>
-          <m:t>b</m:t>
-        </m:r>
-        <m:r>
-          <m:rPr>
-            <m:sty m:val="p"/>
-          </m:rPr>
-          <m:t>∈</m:t>
-        </m:r>
-        <m:r>
-          <m:t>S</m:t>
-        </m:r>
-      </m:oMath>
-      <w:r>
-        <w:t xml:space="preserve">:</w:t>
-      </w:r>
-      <w:r>
-        <w:t xml:space="preserve"> </w:t>
-      </w:r>
-      <w:r>
-        <w:t xml:space="preserve">the order of the two inputs does not matter.</w:t>
-      </w:r>
-      <w:r>
-        <w:t xml:space="preserve"> </w:t>
-      </w:r>
-      <w:r>
-        <w:t xml:space="preserve">Some sources, including the titles of</w:t>
-      </w:r>
-      <w:r>
-        <w:t xml:space="preserve"> </w:t>
-      </w:r>
-      <w:hyperlink w:anchor="thm-sum-symmetric">
+      <w:del w:id="13" w:author="PR Preview" w:date="2026-01-01T00:00:00Z">
+        <w:r>
+          <w:delText xml:space="preserve">)</w:delText>
+        </w:r>
+      </w:del>
+      <w:del w:id="14" w:author="PR Preview" w:date="2026-01-01T00:00:00Z">
+        <w:r>
+          <w:delText xml:space="preserve"> </w:delText>
+        </w:r>
+      </w:del>
+      <w:del w:id="15" w:author="PR Preview" w:date="2026-01-01T00:00:00Z">
+        <w:r>
+          <w:delText xml:space="preserve">is</w:delText>
+        </w:r>
+      </w:del>
+      <w:del w:id="16" w:author="PR Preview" w:date="2026-01-01T00:00:00Z">
+        <w:r>
+          <w:delText xml:space="preserve"> </w:delText>
+        </w:r>
+      </w:del>
+      <w:del w:id="17" w:author="PR Preview" w:date="2026-01-01T00:00:00Z">
         <w:r>
           <w:rPr>
-            <w:rStyle w:val="Hyperlink"/>
+            <w:b/>
+            <w:bCs/>
           </w:rPr>
-          <w:t xml:space="preserve">Theorem 5</w:t>
+          <w:delText xml:space="preserve">commutative</w:delText>
         </w:r>
+      </w:del>
+      <w:del w:id="18" w:author="PR Preview" w:date="2026-01-01T00:00:00Z">
+        <w:r>
+          <w:delText xml:space="preserve"> </w:delText>
+        </w:r>
+      </w:del>
+      <w:del w:id="19" w:author="PR Preview" w:date="2026-01-01T00:00:00Z">
+        <w:r>
+          <w:delText xml:space="preserve">[10]</w:delText>
+        </w:r>
+      </w:del>
+      <w:del w:id="20" w:author="PR Preview" w:date="2026-01-01T00:00:00Z">
+        <w:r>
+          <w:delText xml:space="preserve"> </w:delText>
+        </w:r>
+      </w:del>
+      <w:del w:id="21" w:author="PR Preview" w:date="2026-01-01T00:00:00Z">
+        <w:r>
+          <w:delText xml:space="preserve">if</w:delText>
+        </w:r>
+      </w:del>
+      <w:del w:id="22" w:author="PR Preview" w:date="2026-01-01T00:00:00Z">
+        <w:r>
+          <w:delText xml:space="preserve"> </w:delText>
+        </w:r>
+      </w:del>
+      <m:oMath>
+        <m:r>
+          <m:t>a</m:t>
+        </m:r>
+        <m:r>
+          <m:rPr>
+            <m:sty m:val="p"/>
+          </m:rPr>
+          <m:t>⋆</m:t>
+        </m:r>
+        <m:r>
+          <m:t>b</m:t>
+        </m:r>
+        <m:r>
+          <m:rPr>
+            <m:sty m:val="p"/>
+          </m:rPr>
+          <m:t>=</m:t>
+        </m:r>
+        <m:r>
+          <m:t>b</m:t>
+        </m:r>
+        <m:r>
+          <m:rPr>
+            <m:sty m:val="p"/>
+          </m:rPr>
+          <m:t>⋆</m:t>
+        </m:r>
+        <m:r>
+          <m:t>a</m:t>
+        </m:r>
+      </m:oMath>
+      <w:del w:id="23" w:author="PR Preview" w:date="2026-01-01T00:00:00Z">
+        <w:r>
+          <w:delText xml:space="preserve"> </w:delText>
+        </w:r>
+      </w:del>
+      <w:del w:id="24" w:author="PR Preview" w:date="2026-01-01T00:00:00Z">
+        <w:r>
+          <w:delText xml:space="preserve">for all</w:delText>
+        </w:r>
+      </w:del>
+      <w:del w:id="25" w:author="PR Preview" w:date="2026-01-01T00:00:00Z">
+        <w:r>
+          <w:delText xml:space="preserve"> </w:delText>
+        </w:r>
+      </w:del>
+      <m:oMath>
+        <m:r>
+          <m:t>a</m:t>
+        </m:r>
+        <m:r>
+          <m:rPr>
+            <m:sty m:val="p"/>
+          </m:rPr>
+          <m:t>,</m:t>
+        </m:r>
+        <m:r>
+          <m:t>b</m:t>
+        </m:r>
+        <m:r>
+          <m:rPr>
+            <m:sty m:val="p"/>
+          </m:rPr>
+          <m:t>∈</m:t>
+        </m:r>
+        <m:r>
+          <m:t>S</m:t>
+        </m:r>
+      </m:oMath>
+      <w:del w:id="26" w:author="PR Preview" w:date="2026-01-01T00:00:00Z">
+        <w:r>
+          <w:delText xml:space="preserve">:</w:delText>
+        </w:r>
+      </w:del>
+      <w:del w:id="27" w:author="PR Preview" w:date="2026-01-01T00:00:00Z">
+        <w:r>
+          <w:delText xml:space="preserve"> </w:delText>
+        </w:r>
+      </w:del>
+      <w:del w:id="28" w:author="PR Preview" w:date="2026-01-01T00:00:00Z">
+        <w:r>
+          <w:delText xml:space="preserve">the order of the two inputs does not matter.</w:delText>
+        </w:r>
+      </w:del>
+      <w:del w:id="29" w:author="PR Preview" w:date="2026-01-01T00:00:00Z">
+        <w:r>
+          <w:delText xml:space="preserve"> </w:delText>
+        </w:r>
+      </w:del>
+      <w:del w:id="30" w:author="PR Preview" w:date="2026-01-01T00:00:00Z">
+        <w:r>
+          <w:delText xml:space="preserve">Some sources, including the titles of</w:delText>
+        </w:r>
+      </w:del>
+      <w:del w:id="31" w:author="PR Preview" w:date="2026-01-01T00:00:00Z">
+        <w:r>
+          <w:delText xml:space="preserve"> </w:delText>
+        </w:r>
+      </w:del>
+      <w:hyperlink w:anchor="thm-sum-symmetric">
+        <w:del w:id="32" w:author="PR Preview" w:date="2026-01-01T00:00:00Z">
+          <w:r>
+            <w:rPr>
+              <w:rStyle w:val="Hyperlink"/>
+            </w:rPr>
+            <w:delText xml:space="preserve">Theorem 5</w:delText>
+          </w:r>
+        </w:del>
       </w:hyperlink>
-      <w:r>
-        <w:t xml:space="preserve"> </w:t>
-      </w:r>
-      <w:r>
-        <w:t xml:space="preserve">and</w:t>
-      </w:r>
-      <w:r>
-        <w:t xml:space="preserve"> </w:t>
-      </w:r>
+      <w:del w:id="33" w:author="PR Preview" w:date="2026-01-01T00:00:00Z">
+        <w:r>
+          <w:delText xml:space="preserve"> </w:delText>
+        </w:r>
+      </w:del>
+      <w:del w:id="34" w:author="PR Preview" w:date="2026-01-01T00:00:00Z">
+        <w:r>
+          <w:delText xml:space="preserve">and</w:delText>
+        </w:r>
+      </w:del>
+      <w:del w:id="35" w:author="PR Preview" w:date="2026-01-01T00:00:00Z">
+        <w:r>
+          <w:delText xml:space="preserve"> </w:delText>
+        </w:r>
+      </w:del>
       <w:hyperlink w:anchor="thm-prod-symmetric">
+        <w:del w:id="36" w:author="PR Preview" w:date="2026-01-01T00:00:00Z">
+          <w:r>
+            <w:rPr>
+              <w:rStyle w:val="Hyperlink"/>
+            </w:rPr>
+            <w:delText xml:space="preserve">Theorem 8</w:delText>
+          </w:r>
+        </w:del>
+      </w:hyperlink>
+      <w:del w:id="37" w:author="PR Preview" w:date="2026-01-01T00:00:00Z">
+        <w:r>
+          <w:delText xml:space="preserve">,</w:delText>
+        </w:r>
+      </w:del>
+      <w:del w:id="38" w:author="PR Preview" w:date="2026-01-01T00:00:00Z">
+        <w:r>
+          <w:delText xml:space="preserve"> </w:delText>
+        </w:r>
+      </w:del>
+      <w:del w:id="39" w:author="PR Preview" w:date="2026-01-01T00:00:00Z">
+        <w:r>
+          <w:delText xml:space="preserve">call a commutative operation</w:delText>
+        </w:r>
+      </w:del>
+      <w:del w:id="40" w:author="PR Preview" w:date="2026-01-01T00:00:00Z">
+        <w:r>
+          <w:delText xml:space="preserve"> </w:delText>
+        </w:r>
+      </w:del>
+      <w:del w:id="41" w:author="PR Preview" w:date="2026-01-01T00:00:00Z">
         <w:r>
           <w:rPr>
-            <w:rStyle w:val="Hyperlink"/>
+            <w:b/>
+            <w:bCs/>
           </w:rPr>
-          <w:t xml:space="preserve">Theorem 8</w:t>
+          <w:delText xml:space="preserve">symmetric</w:delText>
         </w:r>
+      </w:del>
+      <w:del w:id="42" w:author="PR Preview" w:date="2026-01-01T00:00:00Z">
+        <w:r>
+          <w:delText xml:space="preserve">.</w:delText>
+        </w:r>
+      </w:del>
+    </w:p>
+    <w:p>
+      <w:pPr>
+        <w:pStyle w:val="FirstParagraph"/>
+      </w:pPr>
+      <w:ins w:id="43" w:author="PR Preview" w:date="2026-01-01T00:00:00Z">
+        <w:r>
+          <w:rPr>
+            <w:b/>
+            <w:bCs/>
+          </w:rPr>
+          <w:t xml:space="preserve">Definition 13 (Commutative operation)</w:t>
+        </w:r>
+      </w:ins>
+      <w:ins w:id="44" w:author="PR Preview" w:date="2026-01-01T00:00:00Z">
+        <w:r>
+          <w:t xml:space="preserve"> </w:t>
+        </w:r>
+      </w:ins>
+      <w:ins w:id="45" w:author="PR Preview" w:date="2026-01-01T00:00:00Z">
+        <w:r>
+          <w:t xml:space="preserve">An operation</w:t>
+        </w:r>
+      </w:ins>
+      <w:ins w:id="46" w:author="PR Preview" w:date="2026-01-01T00:00:00Z">
+        <w:r>
+          <w:t xml:space="preserve"> </w:t>
+        </w:r>
+      </w:ins>
+      <m:oMath>
+        <m:r>
+          <m:rPr>
+            <m:sty m:val="p"/>
+          </m:rPr>
+          <m:t>⋆</m:t>
+        </m:r>
+      </m:oMath>
+      <w:ins w:id="47" w:author="PR Preview" w:date="2026-01-01T00:00:00Z">
+        <w:r>
+          <w:t xml:space="preserve"> </w:t>
+        </w:r>
+      </w:ins>
+      <w:ins w:id="48" w:author="PR Preview" w:date="2026-01-01T00:00:00Z">
+        <w:r>
+          <w:t xml:space="preserve">on a set</w:t>
+        </w:r>
+      </w:ins>
+      <w:ins w:id="49" w:author="PR Preview" w:date="2026-01-01T00:00:00Z">
+        <w:r>
+          <w:t xml:space="preserve"> </w:t>
+        </w:r>
+      </w:ins>
+      <m:oMath>
+        <m:r>
+          <m:t>S</m:t>
+        </m:r>
+      </m:oMath>
+      <w:ins w:id="50" w:author="PR Preview" w:date="2026-01-01T00:00:00Z">
+        <w:r>
+          <w:t xml:space="preserve"> </w:t>
+        </w:r>
+      </w:ins>
+      <w:ins w:id="51" w:author="PR Preview" w:date="2026-01-01T00:00:00Z">
+        <w:r>
+          <w:t xml:space="preserve">(</w:t>
+        </w:r>
+      </w:ins>
+      <w:hyperlink w:anchor="def-identity-element">
+        <w:ins w:id="52" w:author="PR Preview" w:date="2026-01-01T00:00:00Z">
+          <w:r>
+            <w:rPr>
+              <w:rStyle w:val="Hyperlink"/>
+            </w:rPr>
+            <w:t xml:space="preserve">Definition 12</w:t>
+          </w:r>
+        </w:ins>
       </w:hyperlink>
-      <w:r>
-        <w:t xml:space="preserve">,</w:t>
-      </w:r>
-      <w:r>
-        <w:t xml:space="preserve"> </w:t>
-      </w:r>
-      <w:r>
-        <w:t xml:space="preserve">call a commutative operation</w:t>
-      </w:r>
-      <w:r>
-        <w:t xml:space="preserve"> </w:t>
-      </w:r>
-      <w:r>
-        <w:rPr>
-          <w:b/>
-          <w:bCs/>
-        </w:rPr>
-        <w:t xml:space="preserve">symmetric</w:t>
-      </w:r>
-      <w:r>
-        <w:t xml:space="preserve">.</w:t>
-      </w:r>
+      <w:ins w:id="53" w:author="PR Preview" w:date="2026-01-01T00:00:00Z">
+        <w:r>
+          <w:t xml:space="preserve">)</w:t>
+        </w:r>
+      </w:ins>
+      <w:ins w:id="54" w:author="PR Preview" w:date="2026-01-01T00:00:00Z">
+        <w:r>
+          <w:t xml:space="preserve"> </w:t>
+        </w:r>
+      </w:ins>
+      <w:ins w:id="55" w:author="PR Preview" w:date="2026-01-01T00:00:00Z">
+        <w:r>
+          <w:t xml:space="preserve">is</w:t>
+        </w:r>
+      </w:ins>
+      <w:ins w:id="56" w:author="PR Preview" w:date="2026-01-01T00:00:00Z">
+        <w:r>
+          <w:t xml:space="preserve"> </w:t>
+        </w:r>
+      </w:ins>
+      <w:ins w:id="57" w:author="PR Preview" w:date="2026-01-01T00:00:00Z">
+        <w:r>
+          <w:rPr>
+            <w:b/>
+            <w:bCs/>
+          </w:rPr>
+          <w:t xml:space="preserve">commutative</w:t>
+        </w:r>
+      </w:ins>
+      <w:ins w:id="58" w:author="PR Preview" w:date="2026-01-01T00:00:00Z">
+        <w:r>
+          <w:t xml:space="preserve"> </w:t>
+        </w:r>
+      </w:ins>
+      <w:ins w:id="59" w:author="PR Preview" w:date="2026-01-01T00:00:00Z">
+        <w:r>
+          <w:t xml:space="preserve">[10]</w:t>
+        </w:r>
+      </w:ins>
+      <w:ins w:id="60" w:author="PR Preview" w:date="2026-01-01T00:00:00Z">
+        <w:r>
+          <w:t xml:space="preserve"> </w:t>
+        </w:r>
+      </w:ins>
+      <w:ins w:id="61" w:author="PR Preview" w:date="2026-01-01T00:00:00Z">
+        <w:r>
+          <w:t xml:space="preserve">if</w:t>
+        </w:r>
+      </w:ins>
+      <w:ins w:id="62" w:author="PR Preview" w:date="2026-01-01T00:00:00Z">
+        <w:r>
+          <w:t xml:space="preserve"> </w:t>
+        </w:r>
+      </w:ins>
+      <m:oMath>
+        <m:r>
+          <m:t>a</m:t>
+        </m:r>
+        <m:r>
+          <m:rPr>
+            <m:sty m:val="p"/>
+          </m:rPr>
+          <m:t>⋆</m:t>
+        </m:r>
+        <m:r>
+          <m:t>b</m:t>
+        </m:r>
+        <m:r>
+          <m:rPr>
+            <m:sty m:val="p"/>
+          </m:rPr>
+          <m:t>=</m:t>
+        </m:r>
+        <m:r>
+          <m:t>b</m:t>
+        </m:r>
+        <m:r>
+          <m:rPr>
+            <m:sty m:val="p"/>
+          </m:rPr>
+          <m:t>⋆</m:t>
+        </m:r>
+        <m:r>
+          <m:t>a</m:t>
+        </m:r>
+      </m:oMath>
+      <w:ins w:id="63" w:author="PR Preview" w:date="2026-01-01T00:00:00Z">
+        <w:r>
+          <w:t xml:space="preserve"> </w:t>
+        </w:r>
+      </w:ins>
+      <w:ins w:id="64" w:author="PR Preview" w:date="2026-01-01T00:00:00Z">
+        <w:r>
+          <w:t xml:space="preserve">for all</w:t>
+        </w:r>
+      </w:ins>
+      <w:ins w:id="65" w:author="PR Preview" w:date="2026-01-01T00:00:00Z">
+        <w:r>
+          <w:t xml:space="preserve"> </w:t>
+        </w:r>
+      </w:ins>
+      <m:oMath>
+        <m:r>
+          <m:t>a</m:t>
+        </m:r>
+        <m:r>
+          <m:rPr>
+            <m:sty m:val="p"/>
+          </m:rPr>
+          <m:t>,</m:t>
+        </m:r>
+        <m:r>
+          <m:t>b</m:t>
+        </m:r>
+        <m:r>
+          <m:rPr>
+            <m:sty m:val="p"/>
+          </m:rPr>
+          <m:t>∈</m:t>
+        </m:r>
+        <m:r>
+          <m:t>S</m:t>
+        </m:r>
+      </m:oMath>
+      <w:ins w:id="66" w:author="PR Preview" w:date="2026-01-01T00:00:00Z">
+        <w:r>
+          <w:t xml:space="preserve">:</w:t>
+        </w:r>
+      </w:ins>
+      <w:ins w:id="67" w:author="PR Preview" w:date="2026-01-01T00:00:00Z">
+        <w:r>
+          <w:t xml:space="preserve"> </w:t>
+        </w:r>
+      </w:ins>
+      <w:ins w:id="68" w:author="PR Preview" w:date="2026-01-01T00:00:00Z">
+        <w:r>
+          <w:t xml:space="preserve">the order of the two inputs does not matter.</w:t>
+        </w:r>
+      </w:ins>
+      <w:ins w:id="69" w:author="PR Preview" w:date="2026-01-01T00:00:00Z">
+        <w:r>
+          <w:t xml:space="preserve"> </w:t>
+        </w:r>
+      </w:ins>
+      <w:ins w:id="70" w:author="PR Preview" w:date="2026-01-01T00:00:00Z">
+        <w:r>
+          <w:t xml:space="preserve">Some sources call a commutative operation</w:t>
+        </w:r>
+      </w:ins>
+      <w:ins w:id="71" w:author="PR Preview" w:date="2026-01-01T00:00:00Z">
+        <w:r>
+          <w:t xml:space="preserve"> </w:t>
+        </w:r>
+      </w:ins>
+      <w:ins w:id="72" w:author="PR Preview" w:date="2026-01-01T00:00:00Z">
+        <w:r>
+          <w:rPr>
+            <w:b/>
+            <w:bCs/>
+          </w:rPr>
+          <w:t xml:space="preserve">symmetric</w:t>
+        </w:r>
+      </w:ins>
+      <w:ins w:id="73" w:author="PR Preview" w:date="2026-01-01T00:00:00Z">
+        <w:r>
+          <w:t xml:space="preserve">,</w:t>
+        </w:r>
+      </w:ins>
+      <w:ins w:id="74" w:author="PR Preview" w:date="2026-01-01T00:00:00Z">
+        <w:r>
+          <w:t xml:space="preserve"> </w:t>
+        </w:r>
+      </w:ins>
+      <w:ins w:id="75" w:author="PR Preview" w:date="2026-01-01T00:00:00Z">
+        <w:r>
+          <w:t xml:space="preserve">as in the theorem titles</w:t>
+        </w:r>
+      </w:ins>
+      <w:ins w:id="76" w:author="PR Preview" w:date="2026-01-01T00:00:00Z">
+        <w:r>
+          <w:t xml:space="preserve"> </w:t>
+        </w:r>
+      </w:ins>
+      <w:ins w:id="77" w:author="PR Preview" w:date="2026-01-01T00:00:00Z">
+        <w:r>
+          <w:t xml:space="preserve">“Sums are symmetric”</w:t>
+        </w:r>
+      </w:ins>
+      <w:ins w:id="78" w:author="PR Preview" w:date="2026-01-01T00:00:00Z">
+        <w:r>
+          <w:t xml:space="preserve"> </w:t>
+        </w:r>
+      </w:ins>
+      <w:ins w:id="79" w:author="PR Preview" w:date="2026-01-01T00:00:00Z">
+        <w:r>
+          <w:t xml:space="preserve">and</w:t>
+        </w:r>
+      </w:ins>
+      <w:ins w:id="80" w:author="PR Preview" w:date="2026-01-01T00:00:00Z">
+        <w:r>
+          <w:t xml:space="preserve"> </w:t>
+        </w:r>
+      </w:ins>
+      <w:ins w:id="81" w:author="PR Preview" w:date="2026-01-01T00:00:00Z">
+        <w:r>
+          <w:t xml:space="preserve">“Products are symmetric”</w:t>
+        </w:r>
+      </w:ins>
+      <w:ins w:id="82" w:author="PR Preview" w:date="2026-01-01T00:00:00Z">
+        <w:r>
+          <w:t xml:space="preserve">.</w:t>
+        </w:r>
+      </w:ins>
+      <w:ins w:id="83" w:author="PR Preview" w:date="2026-01-01T00:00:00Z">
+        <w:r>
+          <w:t xml:space="preserve"> </w:t>
+        </w:r>
+      </w:ins>
     </w:p>
     <w:bookmarkEnd w:id="55"/>
     <w:bookmarkStart w:id="56" w:name="exm-commutative"/>
@@ -18287,434 +18662,20 @@
       </w:r>
     </w:p>
     <w:bookmarkEnd w:id="71"/>
-    <w:bookmarkStart w:id="72" w:name="def-distributive"/>
+    <w:bookmarkStart w:id="72" w:name="thm-mult-distr"/>
     <w:p>
       <w:pPr>
         <w:pStyle w:val="BodyText"/>
       </w:pPr>
-      <w:r>
-        <w:rPr>
-          <w:b/>
-          <w:bCs/>
-        </w:rPr>
-        <w:t xml:space="preserve">Definition 16 (Distributive law)</w:t>
-      </w:r>
-      <w:r>
-        <w:t xml:space="preserve"> </w:t>
-      </w:r>
-      <w:r>
-        <w:t xml:space="preserve">The</w:t>
-      </w:r>
-      <w:r>
-        <w:t xml:space="preserve"> </w:t>
-      </w:r>
-      <w:r>
-        <w:rPr>
-          <w:b/>
-          <w:bCs/>
-        </w:rPr>
-        <w:t xml:space="preserve">distributive law</w:t>
-      </w:r>
-      <w:r>
-        <w:t xml:space="preserve"> </w:t>
-      </w:r>
-      <w:r>
-        <w:t xml:space="preserve">[12]</w:t>
-      </w:r>
-      <w:r>
-        <w:t xml:space="preserve"> </w:t>
-      </w:r>
-      <w:r>
-        <w:t xml:space="preserve">is the statement that multiplication distributes over addition</w:t>
-      </w:r>
-      <w:r>
-        <w:t xml:space="preserve"> </w:t>
-      </w:r>
-      <w:r>
-        <w:t xml:space="preserve">(</w:t>
-      </w:r>
-      <w:hyperlink w:anchor="def-distributes-over">
+      <w:ins w:id="84" w:author="PR Preview" w:date="2026-01-01T00:00:00Z">
         <w:r>
           <w:rPr>
-            <w:rStyle w:val="Hyperlink"/>
+            <w:b/>
+            <w:bCs/>
           </w:rPr>
-          <w:t xml:space="preserve">Definition 15</w:t>
+          <w:t xml:space="preserve">Theorem 11 (Multiplication is distributive)</w:t>
         </w:r>
-      </w:hyperlink>
-      <w:r>
-        <w:t xml:space="preserve">):</w:t>
-      </w:r>
-      <w:r>
-        <w:t xml:space="preserve"> </w:t>
-      </w:r>
-      <m:oMath>
-        <m:r>
-          <m:t>a</m:t>
-        </m:r>
-        <m:r>
-          <m:rPr>
-            <m:sty m:val="p"/>
-          </m:rPr>
-          <m:t>×</m:t>
-        </m:r>
-        <m:r>
-          <m:rPr>
-            <m:sty m:val="p"/>
-          </m:rPr>
-          <m:t>(</m:t>
-        </m:r>
-        <m:r>
-          <m:t>b</m:t>
-        </m:r>
-        <m:r>
-          <m:rPr>
-            <m:sty m:val="p"/>
-          </m:rPr>
-          <m:t>+</m:t>
-        </m:r>
-        <m:r>
-          <m:t>c</m:t>
-        </m:r>
-        <m:r>
-          <m:rPr>
-            <m:sty m:val="p"/>
-          </m:rPr>
-          <m:t>)</m:t>
-        </m:r>
-        <m:r>
-          <m:rPr>
-            <m:sty m:val="p"/>
-          </m:rPr>
-          <m:t>=</m:t>
-        </m:r>
-        <m:r>
-          <m:rPr>
-            <m:sty m:val="p"/>
-          </m:rPr>
-          <m:t>(</m:t>
-        </m:r>
-        <m:r>
-          <m:t>a</m:t>
-        </m:r>
-        <m:r>
-          <m:rPr>
-            <m:sty m:val="p"/>
-          </m:rPr>
-          <m:t>×</m:t>
-        </m:r>
-        <m:r>
-          <m:t>b</m:t>
-        </m:r>
-        <m:r>
-          <m:rPr>
-            <m:sty m:val="p"/>
-          </m:rPr>
-          <m:t>)</m:t>
-        </m:r>
-        <m:r>
-          <m:rPr>
-            <m:sty m:val="p"/>
-          </m:rPr>
-          <m:t>+</m:t>
-        </m:r>
-        <m:r>
-          <m:rPr>
-            <m:sty m:val="p"/>
-          </m:rPr>
-          <m:t>(</m:t>
-        </m:r>
-        <m:r>
-          <m:t>a</m:t>
-        </m:r>
-        <m:r>
-          <m:rPr>
-            <m:sty m:val="p"/>
-          </m:rPr>
-          <m:t>×</m:t>
-        </m:r>
-        <m:r>
-          <m:t>c</m:t>
-        </m:r>
-        <m:r>
-          <m:rPr>
-            <m:sty m:val="p"/>
-          </m:rPr>
-          <m:t>)</m:t>
-        </m:r>
-      </m:oMath>
-      <w:r>
-        <w:t xml:space="preserve"> </w:t>
-      </w:r>
-      <w:r>
-        <w:t xml:space="preserve">(</w:t>
-      </w:r>
-      <w:hyperlink w:anchor="thm-mult-distr">
-        <w:r>
-          <w:rPr>
-            <w:rStyle w:val="Hyperlink"/>
-          </w:rPr>
-          <w:t xml:space="preserve">Theorem 11</w:t>
-        </w:r>
-      </w:hyperlink>
-      <w:r>
-        <w:t xml:space="preserve">).</w:t>
-      </w:r>
-      <w:r>
-        <w:t xml:space="preserve"> </w:t>
-      </w:r>
-      <w:r>
-        <w:t xml:space="preserve">We then say multiplication is</w:t>
-      </w:r>
-      <w:r>
-        <w:t xml:space="preserve"> </w:t>
-      </w:r>
-      <w:r>
-        <w:rPr>
-          <w:b/>
-          <w:bCs/>
-        </w:rPr>
-        <w:t xml:space="preserve">distributive</w:t>
-      </w:r>
-      <w:r>
-        <w:t xml:space="preserve">.</w:t>
-      </w:r>
-    </w:p>
-    <w:bookmarkEnd w:id="72"/>
-    <w:bookmarkStart w:id="73" w:name="exm-distributive"/>
-    <w:p>
-      <w:pPr>
-        <w:pStyle w:val="BodyText"/>
-      </w:pPr>
-      <w:r>
-        <w:rPr>
-          <w:b/>
-          <w:bCs/>
-        </w:rPr>
-        <w:t xml:space="preserve">Example 16 (Multiplication distributes over addition)</w:t>
-      </w:r>
-    </w:p>
-    <w:p>
-      <w:pPr>
-        <w:pStyle w:val="BodyText"/>
-      </w:pPr>
-      <m:oMathPara>
-        <m:oMathParaPr>
-          <m:jc m:val="center"/>
-        </m:oMathParaPr>
-        <m:oMath>
-          <m:eqArr>
-            <m:e>
-              <m:r>
-                <m:t>3</m:t>
-              </m:r>
-              <m:r>
-                <m:rPr>
-                  <m:sty m:val="p"/>
-                </m:rPr>
-                <m:t>×</m:t>
-              </m:r>
-              <m:r>
-                <m:rPr>
-                  <m:sty m:val="p"/>
-                </m:rPr>
-                <m:t>(</m:t>
-              </m:r>
-              <m:r>
-                <m:t>4</m:t>
-              </m:r>
-              <m:r>
-                <m:rPr>
-                  <m:sty m:val="p"/>
-                </m:rPr>
-                <m:t>+</m:t>
-              </m:r>
-              <m:r>
-                <m:t>5</m:t>
-              </m:r>
-              <m:r>
-                <m:rPr>
-                  <m:sty m:val="p"/>
-                </m:rPr>
-                <m:t>)</m:t>
-              </m:r>
-              <m:r>
-                <m:t>&amp;</m:t>
-              </m:r>
-              <m:r>
-                <m:rPr>
-                  <m:sty m:val="p"/>
-                </m:rPr>
-                <m:t>=</m:t>
-              </m:r>
-              <m:r>
-                <m:t>3</m:t>
-              </m:r>
-              <m:r>
-                <m:rPr>
-                  <m:sty m:val="p"/>
-                </m:rPr>
-                <m:t>×</m:t>
-              </m:r>
-              <m:r>
-                <m:t>9</m:t>
-              </m:r>
-            </m:e>
-            <m:e>
-              <m:r>
-                <m:t>&amp;</m:t>
-              </m:r>
-              <m:r>
-                <m:rPr>
-                  <m:sty m:val="p"/>
-                </m:rPr>
-                <m:t>=</m:t>
-              </m:r>
-              <m:r>
-                <m:t>27</m:t>
-              </m:r>
-              <m:r>
-                <m:rPr>
-                  <m:sty m:val="p"/>
-                </m:rPr>
-                <m:t>,</m:t>
-              </m:r>
-            </m:e>
-          </m:eqArr>
-        </m:oMath>
-      </m:oMathPara>
-    </w:p>
-    <w:p>
-      <w:pPr>
-        <w:pStyle w:val="FirstParagraph"/>
-      </w:pPr>
-      <w:r>
-        <w:t xml:space="preserve">and</w:t>
-      </w:r>
-    </w:p>
-    <w:p>
-      <w:pPr>
-        <w:pStyle w:val="BodyText"/>
-      </w:pPr>
-      <m:oMathPara>
-        <m:oMathParaPr>
-          <m:jc m:val="center"/>
-        </m:oMathParaPr>
-        <m:oMath>
-          <m:eqArr>
-            <m:e>
-              <m:r>
-                <m:rPr>
-                  <m:sty m:val="p"/>
-                </m:rPr>
-                <m:t>(</m:t>
-              </m:r>
-              <m:r>
-                <m:t>3</m:t>
-              </m:r>
-              <m:r>
-                <m:rPr>
-                  <m:sty m:val="p"/>
-                </m:rPr>
-                <m:t>×</m:t>
-              </m:r>
-              <m:r>
-                <m:t>4</m:t>
-              </m:r>
-              <m:r>
-                <m:rPr>
-                  <m:sty m:val="p"/>
-                </m:rPr>
-                <m:t>)</m:t>
-              </m:r>
-              <m:r>
-                <m:rPr>
-                  <m:sty m:val="p"/>
-                </m:rPr>
-                <m:t>+</m:t>
-              </m:r>
-              <m:r>
-                <m:rPr>
-                  <m:sty m:val="p"/>
-                </m:rPr>
-                <m:t>(</m:t>
-              </m:r>
-              <m:r>
-                <m:t>3</m:t>
-              </m:r>
-              <m:r>
-                <m:rPr>
-                  <m:sty m:val="p"/>
-                </m:rPr>
-                <m:t>×</m:t>
-              </m:r>
-              <m:r>
-                <m:t>5</m:t>
-              </m:r>
-              <m:r>
-                <m:rPr>
-                  <m:sty m:val="p"/>
-                </m:rPr>
-                <m:t>)</m:t>
-              </m:r>
-              <m:r>
-                <m:t>&amp;</m:t>
-              </m:r>
-              <m:r>
-                <m:rPr>
-                  <m:sty m:val="p"/>
-                </m:rPr>
-                <m:t>=</m:t>
-              </m:r>
-              <m:r>
-                <m:t>12</m:t>
-              </m:r>
-              <m:r>
-                <m:rPr>
-                  <m:sty m:val="p"/>
-                </m:rPr>
-                <m:t>+</m:t>
-              </m:r>
-              <m:r>
-                <m:t>15</m:t>
-              </m:r>
-            </m:e>
-            <m:e>
-              <m:r>
-                <m:t>&amp;</m:t>
-              </m:r>
-              <m:r>
-                <m:rPr>
-                  <m:sty m:val="p"/>
-                </m:rPr>
-                <m:t>=</m:t>
-              </m:r>
-              <m:r>
-                <m:t>27</m:t>
-              </m:r>
-              <m:r>
-                <m:rPr>
-                  <m:sty m:val="p"/>
-                </m:rPr>
-                <m:t>.</m:t>
-              </m:r>
-            </m:e>
-          </m:eqArr>
-        </m:oMath>
-      </m:oMathPara>
-    </w:p>
-    <w:bookmarkEnd w:id="73"/>
-    <w:bookmarkStart w:id="74" w:name="thm-mult-distr"/>
-    <w:p>
-      <w:pPr>
-        <w:pStyle w:val="FirstParagraph"/>
-      </w:pPr>
-      <w:r>
-        <w:rPr>
-          <w:b/>
-          <w:bCs/>
-        </w:rPr>
-        <w:t xml:space="preserve">Theorem 11 (Multiplication is distributive)</w:t>
-      </w:r>
+      </w:ins>
     </w:p>
     <w:p>
       <w:pPr>
@@ -18776,6 +18737,547 @@
           <m:r>
             <m:t>c</m:t>
           </m:r>
+        </m:oMath>
+      </m:oMathPara>
+    </w:p>
+    <w:bookmarkEnd w:id="72"/>
+    <w:bookmarkStart w:id="73" w:name="def-distributive"/>
+    <w:p>
+      <w:pPr>
+        <w:pStyle w:val="FirstParagraph"/>
+      </w:pPr>
+      <w:r>
+        <w:rPr>
+          <w:b/>
+          <w:bCs/>
+        </w:rPr>
+        <w:t xml:space="preserve">Definition 16 (Distributive law)</w:t>
+      </w:r>
+      <w:r>
+        <w:t xml:space="preserve"> </w:t>
+      </w:r>
+      <w:r>
+        <w:t xml:space="preserve">The</w:t>
+      </w:r>
+      <w:r>
+        <w:t xml:space="preserve"> </w:t>
+      </w:r>
+      <w:r>
+        <w:rPr>
+          <w:b/>
+          <w:bCs/>
+        </w:rPr>
+        <w:t xml:space="preserve">distributive law</w:t>
+      </w:r>
+      <w:r>
+        <w:t xml:space="preserve"> </w:t>
+      </w:r>
+      <w:r>
+        <w:t xml:space="preserve">[12]</w:t>
+      </w:r>
+      <w:r>
+        <w:t xml:space="preserve"> </w:t>
+      </w:r>
+      <w:r>
+        <w:t xml:space="preserve">is the statement that multiplication distributes over addition</w:t>
+      </w:r>
+      <w:r>
+        <w:t xml:space="preserve"> </w:t>
+      </w:r>
+      <w:r>
+        <w:t xml:space="preserve">(</w:t>
+      </w:r>
+      <w:hyperlink w:anchor="def-distributes-over">
+        <w:r>
+          <w:rPr>
+            <w:rStyle w:val="Hyperlink"/>
+          </w:rPr>
+          <w:t xml:space="preserve">Definition 15</w:t>
+        </w:r>
+      </w:hyperlink>
+      <w:r>
+        <w:t xml:space="preserve">):</w:t>
+      </w:r>
+      <w:r>
+        <w:t xml:space="preserve"> </w:t>
+      </w:r>
+      <m:oMath>
+        <m:r>
+          <m:t>a</m:t>
+        </m:r>
+        <m:r>
+          <m:rPr>
+            <m:sty m:val="p"/>
+          </m:rPr>
+          <m:t>×</m:t>
+        </m:r>
+        <m:r>
+          <m:rPr>
+            <m:sty m:val="p"/>
+          </m:rPr>
+          <m:t>(</m:t>
+        </m:r>
+        <m:r>
+          <m:t>b</m:t>
+        </m:r>
+        <m:r>
+          <m:rPr>
+            <m:sty m:val="p"/>
+          </m:rPr>
+          <m:t>+</m:t>
+        </m:r>
+        <m:r>
+          <m:t>c</m:t>
+        </m:r>
+        <m:r>
+          <m:rPr>
+            <m:sty m:val="p"/>
+          </m:rPr>
+          <m:t>)</m:t>
+        </m:r>
+        <m:r>
+          <m:rPr>
+            <m:sty m:val="p"/>
+          </m:rPr>
+          <m:t>=</m:t>
+        </m:r>
+        <m:r>
+          <m:rPr>
+            <m:sty m:val="p"/>
+          </m:rPr>
+          <m:t>(</m:t>
+        </m:r>
+        <m:r>
+          <m:t>a</m:t>
+        </m:r>
+        <m:r>
+          <m:rPr>
+            <m:sty m:val="p"/>
+          </m:rPr>
+          <m:t>×</m:t>
+        </m:r>
+        <m:r>
+          <m:t>b</m:t>
+        </m:r>
+        <m:r>
+          <m:rPr>
+            <m:sty m:val="p"/>
+          </m:rPr>
+          <m:t>)</m:t>
+        </m:r>
+        <m:r>
+          <m:rPr>
+            <m:sty m:val="p"/>
+          </m:rPr>
+          <m:t>+</m:t>
+        </m:r>
+        <m:r>
+          <m:rPr>
+            <m:sty m:val="p"/>
+          </m:rPr>
+          <m:t>(</m:t>
+        </m:r>
+        <m:r>
+          <m:t>a</m:t>
+        </m:r>
+        <m:r>
+          <m:rPr>
+            <m:sty m:val="p"/>
+          </m:rPr>
+          <m:t>×</m:t>
+        </m:r>
+        <m:r>
+          <m:t>c</m:t>
+        </m:r>
+        <m:r>
+          <m:rPr>
+            <m:sty m:val="p"/>
+          </m:rPr>
+          <m:t>)</m:t>
+        </m:r>
+      </m:oMath>
+      <w:r>
+        <w:t xml:space="preserve"> </w:t>
+      </w:r>
+      <w:r>
+        <w:t xml:space="preserve">(</w:t>
+      </w:r>
+      <w:hyperlink w:anchor="thm-mult-distr">
+        <w:r>
+          <w:rPr>
+            <w:rStyle w:val="Hyperlink"/>
+          </w:rPr>
+          <w:t xml:space="preserve">Theorem 11</w:t>
+        </w:r>
+      </w:hyperlink>
+      <w:r>
+        <w:t xml:space="preserve">).</w:t>
+      </w:r>
+      <w:r>
+        <w:t xml:space="preserve"> </w:t>
+      </w:r>
+      <w:r>
+        <w:t xml:space="preserve">We then say multiplication is</w:t>
+      </w:r>
+      <w:r>
+        <w:t xml:space="preserve"> </w:t>
+      </w:r>
+      <w:r>
+        <w:rPr>
+          <w:b/>
+          <w:bCs/>
+        </w:rPr>
+        <w:t xml:space="preserve">distributive</w:t>
+      </w:r>
+      <w:r>
+        <w:t xml:space="preserve">.</w:t>
+      </w:r>
+    </w:p>
+    <w:bookmarkEnd w:id="73"/>
+    <w:bookmarkStart w:id="74" w:name="exm-distributive"/>
+    <w:p>
+      <w:pPr>
+        <w:pStyle w:val="BodyText"/>
+      </w:pPr>
+      <w:r>
+        <w:rPr>
+          <w:b/>
+          <w:bCs/>
+        </w:rPr>
+        <w:t xml:space="preserve">Example 16 (Multiplication distributes over addition)</w:t>
+      </w:r>
+    </w:p>
+    <w:p>
+      <w:pPr>
+        <w:pStyle w:val="BodyText"/>
+      </w:pPr>
+      <m:oMathPara>
+        <m:oMathParaPr>
+          <m:jc m:val="center"/>
+        </m:oMathParaPr>
+        <m:oMath>
+          <m:eqArr>
+            <m:e>
+              <m:r>
+                <m:t>3</m:t>
+              </m:r>
+              <m:r>
+                <m:rPr>
+                  <m:sty m:val="p"/>
+                </m:rPr>
+                <m:t>×</m:t>
+              </m:r>
+              <m:r>
+                <m:rPr>
+                  <m:sty m:val="p"/>
+                </m:rPr>
+                <m:t>(</m:t>
+              </m:r>
+              <m:r>
+                <m:t>4</m:t>
+              </m:r>
+              <m:r>
+                <m:rPr>
+                  <m:sty m:val="p"/>
+                </m:rPr>
+                <m:t>+</m:t>
+              </m:r>
+              <m:r>
+                <m:t>5</m:t>
+              </m:r>
+              <m:r>
+                <m:rPr>
+                  <m:sty m:val="p"/>
+                </m:rPr>
+                <m:t>)</m:t>
+              </m:r>
+              <m:r>
+                <m:t>&amp;</m:t>
+              </m:r>
+              <m:r>
+                <m:rPr>
+                  <m:sty m:val="p"/>
+                </m:rPr>
+                <m:t>=</m:t>
+              </m:r>
+              <m:r>
+                <m:t>3</m:t>
+              </m:r>
+              <m:r>
+                <m:rPr>
+                  <m:sty m:val="p"/>
+                </m:rPr>
+                <m:t>×</m:t>
+              </m:r>
+              <m:r>
+                <m:t>9</m:t>
+              </m:r>
+            </m:e>
+            <m:e>
+              <m:r>
+                <m:t>&amp;</m:t>
+              </m:r>
+              <m:r>
+                <m:rPr>
+                  <m:sty m:val="p"/>
+                </m:rPr>
+                <m:t>=</m:t>
+              </m:r>
+              <m:r>
+                <m:t>27</m:t>
+              </m:r>
+              <m:r>
+                <m:rPr>
+                  <m:sty m:val="p"/>
+                </m:rPr>
+                <m:t>,</m:t>
+              </m:r>
+            </m:e>
+          </m:eqArr>
+        </m:oMath>
+      </m:oMathPara>
+    </w:p>
+    <w:p>
+      <w:pPr>
+        <w:pStyle w:val="FirstParagraph"/>
+      </w:pPr>
+      <w:r>
+        <w:t xml:space="preserve">and</w:t>
+      </w:r>
+    </w:p>
+    <w:p>
+      <w:pPr>
+        <w:pStyle w:val="BodyText"/>
+      </w:pPr>
+      <m:oMathPara>
+        <m:oMathParaPr>
+          <m:jc m:val="center"/>
+        </m:oMathParaPr>
+        <m:oMath>
+          <m:eqArr>
+            <m:e>
+              <m:r>
+                <m:rPr>
+                  <m:sty m:val="p"/>
+                </m:rPr>
+                <m:t>(</m:t>
+              </m:r>
+              <m:r>
+                <m:t>3</m:t>
+              </m:r>
+              <m:r>
+                <m:rPr>
+                  <m:sty m:val="p"/>
+                </m:rPr>
+                <m:t>×</m:t>
+              </m:r>
+              <m:r>
+                <m:t>4</m:t>
+              </m:r>
+              <m:r>
+                <m:rPr>
+                  <m:sty m:val="p"/>
+                </m:rPr>
+                <m:t>)</m:t>
+              </m:r>
+              <m:r>
+                <m:rPr>
+                  <m:sty m:val="p"/>
+                </m:rPr>
+                <m:t>+</m:t>
+              </m:r>
+              <m:r>
+                <m:rPr>
+                  <m:sty m:val="p"/>
+                </m:rPr>
+                <m:t>(</m:t>
+              </m:r>
+              <m:r>
+                <m:t>3</m:t>
+              </m:r>
+              <m:r>
+                <m:rPr>
+                  <m:sty m:val="p"/>
+                </m:rPr>
+                <m:t>×</m:t>
+              </m:r>
+              <m:r>
+                <m:t>5</m:t>
+              </m:r>
+              <m:r>
+                <m:rPr>
+                  <m:sty m:val="p"/>
+                </m:rPr>
+                <m:t>)</m:t>
+              </m:r>
+              <m:r>
+                <m:t>&amp;</m:t>
+              </m:r>
+              <m:r>
+                <m:rPr>
+                  <m:sty m:val="p"/>
+                </m:rPr>
+                <m:t>=</m:t>
+              </m:r>
+              <m:r>
+                <m:t>12</m:t>
+              </m:r>
+              <m:r>
+                <m:rPr>
+                  <m:sty m:val="p"/>
+                </m:rPr>
+                <m:t>+</m:t>
+              </m:r>
+              <m:r>
+                <m:t>15</m:t>
+              </m:r>
+            </m:e>
+            <m:e>
+              <m:r>
+                <m:t>&amp;</m:t>
+              </m:r>
+              <m:r>
+                <m:rPr>
+                  <m:sty m:val="p"/>
+                </m:rPr>
+                <m:t>=</m:t>
+              </m:r>
+              <m:r>
+                <m:t>27</m:t>
+              </m:r>
+              <m:r>
+                <m:rPr>
+                  <m:sty m:val="p"/>
+                </m:rPr>
+                <m:t>.</m:t>
+              </m:r>
+            </m:e>
+          </m:eqArr>
+        </m:oMath>
+      </m:oMathPara>
+    </w:p>
+    <w:p>
+      <w:pPr>
+        <w:pStyle w:val="FirstParagraph"/>
+      </w:pPr>
+      <w:del w:id="85" w:author="PR Preview" w:date="2026-01-01T00:00:00Z">
+        <w:r>
+          <w:rPr>
+            <w:b/>
+            <w:bCs/>
+          </w:rPr>
+          <w:delText xml:space="preserve">Theorem 11 (Multiplication is distributive)</w:delText>
+        </w:r>
+      </w:del>
+    </w:p>
+    <w:p>
+      <w:pPr>
+        <w:pStyle w:val="BodyText"/>
+      </w:pPr>
+      <m:oMathPara>
+        <m:oMathParaPr>
+          <m:jc m:val="center"/>
+        </m:oMathParaPr>
+        <m:oMath>
+          <m:eqArr>
+            <m:e>
+              <m:r>
+                <m:rPr>
+                  <m:sty m:val="p"/>
+                </m:rPr>
+                <m:t>(</m:t>
+              </m:r>
+              <m:r>
+                <m:t>3</m:t>
+              </m:r>
+              <m:r>
+                <m:rPr>
+                  <m:sty m:val="p"/>
+                </m:rPr>
+                <m:t>×</m:t>
+              </m:r>
+              <m:r>
+                <m:t>4</m:t>
+              </m:r>
+              <m:r>
+                <m:rPr>
+                  <m:sty m:val="p"/>
+                </m:rPr>
+                <m:t>)</m:t>
+              </m:r>
+              <m:r>
+                <m:rPr>
+                  <m:sty m:val="p"/>
+                </m:rPr>
+                <m:t>+</m:t>
+              </m:r>
+              <m:r>
+                <m:rPr>
+                  <m:sty m:val="p"/>
+                </m:rPr>
+                <m:t>(</m:t>
+              </m:r>
+              <m:r>
+                <m:t>3</m:t>
+              </m:r>
+              <m:r>
+                <m:rPr>
+                  <m:sty m:val="p"/>
+                </m:rPr>
+                <m:t>×</m:t>
+              </m:r>
+              <m:r>
+                <m:t>5</m:t>
+              </m:r>
+              <m:r>
+                <m:rPr>
+                  <m:sty m:val="p"/>
+                </m:rPr>
+                <m:t>)</m:t>
+              </m:r>
+              <m:r>
+                <m:t>&amp;</m:t>
+              </m:r>
+              <m:r>
+                <m:rPr>
+                  <m:sty m:val="p"/>
+                </m:rPr>
+                <m:t>=</m:t>
+              </m:r>
+              <m:r>
+                <m:t>12</m:t>
+              </m:r>
+              <m:r>
+                <m:rPr>
+                  <m:sty m:val="p"/>
+                </m:rPr>
+                <m:t>+</m:t>
+              </m:r>
+              <m:r>
+                <m:t>15</m:t>
+              </m:r>
+            </m:e>
+            <m:e>
+              <m:r>
+                <m:t>&amp;</m:t>
+              </m:r>
+              <m:r>
+                <m:rPr>
+                  <m:sty m:val="p"/>
+                </m:rPr>
+                <m:t>=</m:t>
+              </m:r>
+              <m:r>
+                <m:t>27</m:t>
+              </m:r>
+              <m:r>
+                <m:rPr>
+                  <m:sty m:val="p"/>
+                </m:rPr>
+                <m:t>.</m:t>
+              </m:r>
+            </m:e>
+          </m:eqArr>
         </m:oMath>
       </m:oMathPara>
     </w:p>
@@ -23700,57 +24202,151 @@
       <w:pPr>
         <w:pStyle w:val="FirstParagraph"/>
       </w:pPr>
-      <w:r>
-        <w:t xml:space="preserve">The numbers</w:t>
-      </w:r>
-      <w:r>
-        <w:t xml:space="preserve"> </w:t>
-      </w:r>
+      <w:del w:id="86" w:author="PR Preview" w:date="2026-01-01T00:00:00Z">
+        <w:r>
+          <w:delText xml:space="preserve">The numbers</w:delText>
+        </w:r>
+      </w:del>
+      <w:del w:id="87" w:author="PR Preview" w:date="2026-01-01T00:00:00Z">
+        <w:r>
+          <w:delText xml:space="preserve"> </w:delText>
+        </w:r>
+      </w:del>
       <m:oMath>
         <m:r>
           <m:t>m</m:t>
         </m:r>
       </m:oMath>
-      <w:r>
-        <w:t xml:space="preserve"> </w:t>
-      </w:r>
-      <w:r>
-        <w:t xml:space="preserve">and</w:t>
-      </w:r>
-      <w:r>
-        <w:t xml:space="preserve"> </w:t>
-      </w:r>
+      <w:del w:id="88" w:author="PR Preview" w:date="2026-01-01T00:00:00Z">
+        <w:r>
+          <w:delText xml:space="preserve"> </w:delText>
+        </w:r>
+      </w:del>
+      <w:del w:id="89" w:author="PR Preview" w:date="2026-01-01T00:00:00Z">
+        <w:r>
+          <w:delText xml:space="preserve">and</w:delText>
+        </w:r>
+      </w:del>
+      <w:del w:id="90" w:author="PR Preview" w:date="2026-01-01T00:00:00Z">
+        <w:r>
+          <w:delText xml:space="preserve"> </w:delText>
+        </w:r>
+      </w:del>
       <m:oMath>
         <m:r>
           <m:t>n</m:t>
         </m:r>
       </m:oMath>
-      <w:r>
-        <w:t xml:space="preserve"> </w:t>
-      </w:r>
-      <w:r>
-        <w:t xml:space="preserve">are its lower and upper limits,</w:t>
-      </w:r>
-      <w:r>
-        <w:t xml:space="preserve"> </w:t>
-      </w:r>
-      <w:r>
-        <w:t xml:space="preserve">defined in the</w:t>
-      </w:r>
-      <w:r>
-        <w:t xml:space="preserve"> </w:t>
-      </w:r>
+      <w:del w:id="91" w:author="PR Preview" w:date="2026-01-01T00:00:00Z">
+        <w:r>
+          <w:delText xml:space="preserve"> </w:delText>
+        </w:r>
+      </w:del>
+      <w:del w:id="92" w:author="PR Preview" w:date="2026-01-01T00:00:00Z">
+        <w:r>
+          <w:delText xml:space="preserve">are its lower and upper limits,</w:delText>
+        </w:r>
+      </w:del>
+      <w:del w:id="93" w:author="PR Preview" w:date="2026-01-01T00:00:00Z">
+        <w:r>
+          <w:delText xml:space="preserve"> </w:delText>
+        </w:r>
+      </w:del>
+      <w:del w:id="94" w:author="PR Preview" w:date="2026-01-01T00:00:00Z">
+        <w:r>
+          <w:delText xml:space="preserve">defined in the</w:delText>
+        </w:r>
+      </w:del>
+      <w:del w:id="95" w:author="PR Preview" w:date="2026-01-01T00:00:00Z">
+        <w:r>
+          <w:delText xml:space="preserve"> </w:delText>
+        </w:r>
+      </w:del>
       <w:hyperlink w:anchor="def-lower-upper-limits">
+        <w:del w:id="96" w:author="PR Preview" w:date="2026-01-01T00:00:00Z">
+          <w:r>
+            <w:rPr>
+              <w:rStyle w:val="Hyperlink"/>
+            </w:rPr>
+            <w:delText xml:space="preserve">notation for limits of a sum</w:delText>
+          </w:r>
+        </w:del>
+      </w:hyperlink>
+      <w:del w:id="97" w:author="PR Preview" w:date="2026-01-01T00:00:00Z">
         <w:r>
-          <w:rPr>
-            <w:rStyle w:val="Hyperlink"/>
-          </w:rPr>
-          <w:t xml:space="preserve">notation for limits of a sum</w:t>
+          <w:delText xml:space="preserve">.</w:delText>
         </w:r>
-      </w:hyperlink>
-      <w:r>
-        <w:t xml:space="preserve">.</w:t>
-      </w:r>
+      </w:del>
+    </w:p>
+    <w:p>
+      <w:pPr>
+        <w:pStyle w:val="FirstParagraph"/>
+      </w:pPr>
+      <w:ins w:id="98" w:author="PR Preview" w:date="2026-01-01T00:00:00Z">
+        <w:r>
+          <w:t xml:space="preserve">The numbers</w:t>
+        </w:r>
+      </w:ins>
+      <w:ins w:id="99" w:author="PR Preview" w:date="2026-01-01T00:00:00Z">
+        <w:r>
+          <w:t xml:space="preserve"> </w:t>
+        </w:r>
+      </w:ins>
+      <m:oMath>
+        <m:r>
+          <m:t>m</m:t>
+        </m:r>
+      </m:oMath>
+      <w:ins w:id="100" w:author="PR Preview" w:date="2026-01-01T00:00:00Z">
+        <w:r>
+          <w:t xml:space="preserve"> </w:t>
+        </w:r>
+      </w:ins>
+      <w:ins w:id="101" w:author="PR Preview" w:date="2026-01-01T00:00:00Z">
+        <w:r>
+          <w:t xml:space="preserve">and</w:t>
+        </w:r>
+      </w:ins>
+      <w:ins w:id="102" w:author="PR Preview" w:date="2026-01-01T00:00:00Z">
+        <w:r>
+          <w:t xml:space="preserve"> </w:t>
+        </w:r>
+      </w:ins>
+      <m:oMath>
+        <m:r>
+          <m:t>n</m:t>
+        </m:r>
+      </m:oMath>
+      <w:ins w:id="103" w:author="PR Preview" w:date="2026-01-01T00:00:00Z">
+        <w:r>
+          <w:t xml:space="preserve"> </w:t>
+        </w:r>
+      </w:ins>
+      <w:ins w:id="104" w:author="PR Preview" w:date="2026-01-01T00:00:00Z">
+        <w:r>
+          <w:t xml:space="preserve">are its lower and upper limits:</w:t>
+        </w:r>
+      </w:ins>
+      <w:ins w:id="105" w:author="PR Preview" w:date="2026-01-01T00:00:00Z">
+        <w:r>
+          <w:t xml:space="preserve"> </w:t>
+        </w:r>
+      </w:ins>
+      <w:ins w:id="106" w:author="PR Preview" w:date="2026-01-01T00:00:00Z">
+        <w:r>
+          <w:t xml:space="preserve"> </w:t>
+        </w:r>
+      </w:ins>
+      <w:ins w:id="107" w:author="PR Preview" w:date="2026-01-01T00:00:00Z">
+        <w:r>
+          <w:t xml:space="preserve">the first and last values of the index.</w:t>
+        </w:r>
+      </w:ins>
+      <w:ins w:id="108" w:author="PR Preview" w:date="2026-01-01T00:00:00Z">
+        <w:r>
+          <w:t xml:space="preserve"> </w:t>
+        </w:r>
+      </w:ins>
     </w:p>
     <w:bookmarkEnd w:id="87"/>
     <w:bookmarkStart w:id="88" w:name="def-summation-index"/>
